--- a/Projects/Projects_Brief.docx
+++ b/Projects/Projects_Brief.docx
@@ -7314,6 +7314,7 @@
       </w:r>
       <w:r>
         <w:rPr>
+          <w:noProof/>
           <w:lang w:val="en-US"/>
         </w:rPr>
         <mc:AlternateContent>
@@ -7536,6 +7537,7 @@
       </w:r>
       <w:r>
         <w:rPr>
+          <w:noProof/>
           <w:lang w:val="en-US"/>
         </w:rPr>
         <mc:AlternateContent>
@@ -8341,6 +8343,986 @@
     <w:p>
       <w:pPr>
         <w:rPr>
+          <w:sz w:val="28"/>
+          <w:szCs w:val="28"/>
+          <w:lang w:val="en-US"/>
+        </w:rPr>
+      </w:pPr>
+      <w:r>
+        <w:rPr>
+          <w:b/>
+          <w:bCs/>
+          <w:sz w:val="28"/>
+          <w:szCs w:val="28"/>
+          <w:lang w:val="en-US"/>
+        </w:rPr>
+        <w:t>Flood Extent Mapping and Damage Assessment Using Sentinel-1 SAR Data</w:t>
+      </w:r>
+    </w:p>
+    <w:p>
+      <w:pPr>
+        <w:rPr>
+          <w:lang w:val="en-US"/>
+        </w:rPr>
+      </w:pPr>
+      <w:r>
+        <w:rPr>
+          <w:lang w:val="en-US"/>
+        </w:rPr>
+        <w:t xml:space="preserve">For my project, </w:t>
+      </w:r>
+      <w:r>
+        <w:rPr>
+          <w:b/>
+          <w:bCs/>
+          <w:lang w:val="en-US"/>
+        </w:rPr>
+        <w:t>“</w:t>
+      </w:r>
+      <w:bookmarkStart w:id="0" w:name="_Hlk231400646"/>
+      <w:r>
+        <w:rPr>
+          <w:b/>
+          <w:bCs/>
+          <w:lang w:val="en-US"/>
+        </w:rPr>
+        <w:t>Flood Extent Mapping and Damage Assessment Using Sentinel-1 SAR Data</w:t>
+      </w:r>
+      <w:bookmarkEnd w:id="0"/>
+      <w:r>
+        <w:rPr>
+          <w:b/>
+          <w:bCs/>
+          <w:lang w:val="en-US"/>
+        </w:rPr>
+        <w:t>,”</w:t>
+      </w:r>
+      <w:r>
+        <w:rPr>
+          <w:lang w:val="en-US"/>
+        </w:rPr>
+        <w:t xml:space="preserve"> I developed a remote sensing workflow to quantify the impact of the 2018 Kerala floods. This work was rooted in the understanding that flooding is the most frequent and cost-intensive natural hazard worldwide, and in August 2018, my home state of Kerala was devastated by unusual precipitation that killed over 400 people and displaced a million others.</w:t>
+      </w:r>
+    </w:p>
+    <w:p>
+      <w:pPr>
+        <w:rPr>
+          <w:lang w:val="en-US"/>
+        </w:rPr>
+      </w:pPr>
+      <w:r>
+        <w:rPr>
+          <w:b/>
+          <w:bCs/>
+          <w:lang w:val="en-US"/>
+        </w:rPr>
+        <w:t>1. The Basics: Why SAR?</w:t>
+      </w:r>
+    </w:p>
+    <w:p>
+      <w:pPr>
+        <w:rPr>
+          <w:lang w:val="en-US"/>
+        </w:rPr>
+      </w:pPr>
+      <w:r>
+        <w:rPr>
+          <w:lang w:val="en-US"/>
+        </w:rPr>
+        <w:t xml:space="preserve">The first major decision I made was to move away from traditional optical sensors like Landsat or Sentinel-2. During the 2018 floods, the heavy monsoon depression meant that the study area was </w:t>
+      </w:r>
+      <w:r>
+        <w:rPr>
+          <w:b/>
+          <w:bCs/>
+          <w:lang w:val="en-US"/>
+        </w:rPr>
+        <w:t>100% obscured by cloud cover</w:t>
+      </w:r>
+      <w:r>
+        <w:rPr>
+          <w:lang w:val="en-US"/>
+        </w:rPr>
+        <w:t>, rendering optical imagery useless.</w:t>
+      </w:r>
+    </w:p>
+    <w:p>
+      <w:pPr>
+        <w:rPr>
+          <w:lang w:val="en-US"/>
+        </w:rPr>
+      </w:pPr>
+      <w:r>
+        <w:rPr>
+          <w:lang w:val="en-US"/>
+        </w:rPr>
+        <w:t xml:space="preserve">I chose </w:t>
+      </w:r>
+      <w:r>
+        <w:rPr>
+          <w:b/>
+          <w:bCs/>
+          <w:lang w:val="en-US"/>
+        </w:rPr>
+        <w:t>Synthetic Aperture Radar (SAR)</w:t>
+      </w:r>
+      <w:r>
+        <w:rPr>
+          <w:lang w:val="en-US"/>
+        </w:rPr>
+        <w:t xml:space="preserve"> because it operates using microwaves that </w:t>
+      </w:r>
+      <w:r>
+        <w:rPr>
+          <w:b/>
+          <w:bCs/>
+          <w:lang w:val="en-US"/>
+        </w:rPr>
+        <w:t>penetrate clouds and heavy rainfall</w:t>
+      </w:r>
+      <w:r>
+        <w:rPr>
+          <w:lang w:val="en-US"/>
+        </w:rPr>
+        <w:t>, allowing for consistent monitoring regardless of weather or light conditions. SAR works by emitting a signal and recording the backscatter; since calm water acts as a specular reflector (bouncing the signal away from the sensor), it appears very dark in SAR images, making it ideal for delineating flood extents.</w:t>
+      </w:r>
+    </w:p>
+    <w:p>
+      <w:pPr>
+        <w:rPr>
+          <w:lang w:val="en-US"/>
+        </w:rPr>
+      </w:pPr>
+      <w:r>
+        <w:rPr>
+          <w:b/>
+          <w:bCs/>
+          <w:lang w:val="en-US"/>
+        </w:rPr>
+        <w:t>2. Data Acquisition: Types, Sources, and Rationales</w:t>
+      </w:r>
+    </w:p>
+    <w:p>
+      <w:pPr>
+        <w:rPr>
+          <w:lang w:val="en-US"/>
+        </w:rPr>
+      </w:pPr>
+      <w:r>
+        <w:rPr>
+          <w:lang w:val="en-US"/>
+        </w:rPr>
+        <w:t>I integrated multiple high-level geospatial products to conduct a holistic damage assessment:</w:t>
+      </w:r>
+    </w:p>
+    <w:tbl>
+      <w:tblPr>
+        <w:tblW w:w="0" w:type="auto"/>
+        <w:tblCellMar>
+          <w:top w:w="15" w:type="dxa"/>
+          <w:left w:w="15" w:type="dxa"/>
+          <w:bottom w:w="15" w:type="dxa"/>
+          <w:right w:w="15" w:type="dxa"/>
+        </w:tblCellMar>
+        <w:tblLook w:val="04A0" w:firstRow="1" w:lastRow="0" w:firstColumn="1" w:lastColumn="0" w:noHBand="0" w:noVBand="1"/>
+      </w:tblPr>
+      <w:tblGrid>
+        <w:gridCol w:w="1555"/>
+        <w:gridCol w:w="1798"/>
+        <w:gridCol w:w="6007"/>
+      </w:tblGrid>
+      <w:tr>
+        <w:tc>
+          <w:tcPr>
+            <w:tcW w:w="0" w:type="auto"/>
+            <w:tcBorders>
+              <w:bottom w:val="single" w:sz="6" w:space="0" w:color="5E5E5E"/>
+            </w:tcBorders>
+            <w:hideMark/>
+          </w:tcPr>
+          <w:p>
+            <w:pPr>
+              <w:rPr>
+                <w:b/>
+                <w:bCs/>
+                <w:lang w:val="en-US"/>
+              </w:rPr>
+            </w:pPr>
+            <w:r>
+              <w:rPr>
+                <w:b/>
+                <w:bCs/>
+                <w:lang w:val="en-US"/>
+              </w:rPr>
+              <w:t>Data Type</w:t>
+            </w:r>
+          </w:p>
+        </w:tc>
+        <w:tc>
+          <w:tcPr>
+            <w:tcW w:w="0" w:type="auto"/>
+            <w:tcBorders>
+              <w:bottom w:val="single" w:sz="6" w:space="0" w:color="5E5E5E"/>
+            </w:tcBorders>
+            <w:hideMark/>
+          </w:tcPr>
+          <w:p>
+            <w:pPr>
+              <w:rPr>
+                <w:b/>
+                <w:bCs/>
+                <w:lang w:val="en-US"/>
+              </w:rPr>
+            </w:pPr>
+            <w:r>
+              <w:rPr>
+                <w:b/>
+                <w:bCs/>
+                <w:lang w:val="en-US"/>
+              </w:rPr>
+              <w:t>Source</w:t>
+            </w:r>
+          </w:p>
+        </w:tc>
+        <w:tc>
+          <w:tcPr>
+            <w:tcW w:w="0" w:type="auto"/>
+            <w:tcBorders>
+              <w:bottom w:val="single" w:sz="6" w:space="0" w:color="5E5E5E"/>
+            </w:tcBorders>
+            <w:hideMark/>
+          </w:tcPr>
+          <w:p>
+            <w:pPr>
+              <w:rPr>
+                <w:b/>
+                <w:bCs/>
+                <w:lang w:val="en-US"/>
+              </w:rPr>
+            </w:pPr>
+            <w:r>
+              <w:rPr>
+                <w:b/>
+                <w:bCs/>
+                <w:lang w:val="en-US"/>
+              </w:rPr>
+              <w:t>Rationale for Use</w:t>
+            </w:r>
+          </w:p>
+        </w:tc>
+      </w:tr>
+      <w:tr>
+        <w:tc>
+          <w:tcPr>
+            <w:tcW w:w="0" w:type="auto"/>
+            <w:tcBorders>
+              <w:bottom w:val="single" w:sz="6" w:space="0" w:color="37383B"/>
+            </w:tcBorders>
+            <w:hideMark/>
+          </w:tcPr>
+          <w:p>
+            <w:pPr>
+              <w:rPr>
+                <w:lang w:val="en-US"/>
+              </w:rPr>
+            </w:pPr>
+            <w:r>
+              <w:rPr>
+                <w:b/>
+                <w:bCs/>
+                <w:lang w:val="en-US"/>
+              </w:rPr>
+              <w:lastRenderedPageBreak/>
+              <w:t>SAR Imagery</w:t>
+            </w:r>
+          </w:p>
+        </w:tc>
+        <w:tc>
+          <w:tcPr>
+            <w:tcW w:w="0" w:type="auto"/>
+            <w:tcBorders>
+              <w:bottom w:val="single" w:sz="6" w:space="0" w:color="37383B"/>
+            </w:tcBorders>
+            <w:hideMark/>
+          </w:tcPr>
+          <w:p>
+            <w:pPr>
+              <w:rPr>
+                <w:lang w:val="en-US"/>
+              </w:rPr>
+            </w:pPr>
+            <w:r>
+              <w:rPr>
+                <w:b/>
+                <w:bCs/>
+                <w:lang w:val="en-US"/>
+              </w:rPr>
+              <w:t>Sentinel-1 (ESA)</w:t>
+            </w:r>
+            <w:r>
+              <w:rPr>
+                <w:lang w:val="en-US"/>
+              </w:rPr>
+              <w:t xml:space="preserve"> via GEE</w:t>
+            </w:r>
+          </w:p>
+        </w:tc>
+        <w:tc>
+          <w:tcPr>
+            <w:tcW w:w="0" w:type="auto"/>
+            <w:tcBorders>
+              <w:bottom w:val="single" w:sz="6" w:space="0" w:color="37383B"/>
+            </w:tcBorders>
+            <w:hideMark/>
+          </w:tcPr>
+          <w:p>
+            <w:pPr>
+              <w:rPr>
+                <w:lang w:val="en-US"/>
+              </w:rPr>
+            </w:pPr>
+            <w:r>
+              <w:rPr>
+                <w:lang w:val="en-US"/>
+              </w:rPr>
+              <w:t>I acquired two images—one before and one after the peak flood—to perform change detection.</w:t>
+            </w:r>
+          </w:p>
+        </w:tc>
+      </w:tr>
+      <w:tr>
+        <w:tc>
+          <w:tcPr>
+            <w:tcW w:w="0" w:type="auto"/>
+            <w:tcBorders>
+              <w:bottom w:val="single" w:sz="6" w:space="0" w:color="37383B"/>
+            </w:tcBorders>
+            <w:hideMark/>
+          </w:tcPr>
+          <w:p>
+            <w:pPr>
+              <w:rPr>
+                <w:lang w:val="en-US"/>
+              </w:rPr>
+            </w:pPr>
+            <w:r>
+              <w:rPr>
+                <w:b/>
+                <w:bCs/>
+                <w:lang w:val="en-US"/>
+              </w:rPr>
+              <w:t>Permanent Water Mask</w:t>
+            </w:r>
+          </w:p>
+        </w:tc>
+        <w:tc>
+          <w:tcPr>
+            <w:tcW w:w="0" w:type="auto"/>
+            <w:tcBorders>
+              <w:bottom w:val="single" w:sz="6" w:space="0" w:color="37383B"/>
+            </w:tcBorders>
+            <w:hideMark/>
+          </w:tcPr>
+          <w:p>
+            <w:pPr>
+              <w:rPr>
+                <w:lang w:val="en-US"/>
+              </w:rPr>
+            </w:pPr>
+            <w:r>
+              <w:rPr>
+                <w:b/>
+                <w:bCs/>
+                <w:lang w:val="en-US"/>
+              </w:rPr>
+              <w:t>JRC Global Surface Water</w:t>
+            </w:r>
+          </w:p>
+        </w:tc>
+        <w:tc>
+          <w:tcPr>
+            <w:tcW w:w="0" w:type="auto"/>
+            <w:tcBorders>
+              <w:bottom w:val="single" w:sz="6" w:space="0" w:color="37383B"/>
+            </w:tcBorders>
+            <w:hideMark/>
+          </w:tcPr>
+          <w:p>
+            <w:pPr>
+              <w:rPr>
+                <w:lang w:val="en-US"/>
+              </w:rPr>
+            </w:pPr>
+            <w:r>
+              <w:rPr>
+                <w:lang w:val="en-US"/>
+              </w:rPr>
+              <w:t xml:space="preserve">Used to mask out pixels that are covered by water for more than 10 months a year, ensuring my results only showed </w:t>
+            </w:r>
+            <w:r>
+              <w:rPr>
+                <w:i/>
+                <w:iCs/>
+                <w:lang w:val="en-US"/>
+              </w:rPr>
+              <w:t>newly</w:t>
+            </w:r>
+            <w:r>
+              <w:rPr>
+                <w:lang w:val="en-US"/>
+              </w:rPr>
+              <w:t xml:space="preserve"> flooded land.</w:t>
+            </w:r>
+          </w:p>
+        </w:tc>
+      </w:tr>
+      <w:tr>
+        <w:tc>
+          <w:tcPr>
+            <w:tcW w:w="0" w:type="auto"/>
+            <w:tcBorders>
+              <w:bottom w:val="single" w:sz="6" w:space="0" w:color="37383B"/>
+            </w:tcBorders>
+            <w:hideMark/>
+          </w:tcPr>
+          <w:p>
+            <w:pPr>
+              <w:rPr>
+                <w:lang w:val="en-US"/>
+              </w:rPr>
+            </w:pPr>
+            <w:r>
+              <w:rPr>
+                <w:b/>
+                <w:bCs/>
+                <w:lang w:val="en-US"/>
+              </w:rPr>
+              <w:t>Population Data</w:t>
+            </w:r>
+          </w:p>
+        </w:tc>
+        <w:tc>
+          <w:tcPr>
+            <w:tcW w:w="0" w:type="auto"/>
+            <w:tcBorders>
+              <w:bottom w:val="single" w:sz="6" w:space="0" w:color="37383B"/>
+            </w:tcBorders>
+            <w:hideMark/>
+          </w:tcPr>
+          <w:p>
+            <w:pPr>
+              <w:rPr>
+                <w:lang w:val="en-US"/>
+              </w:rPr>
+            </w:pPr>
+            <w:r>
+              <w:rPr>
+                <w:b/>
+                <w:bCs/>
+                <w:lang w:val="en-US"/>
+              </w:rPr>
+              <w:t>JRC Global Human Settlement</w:t>
+            </w:r>
+          </w:p>
+        </w:tc>
+        <w:tc>
+          <w:tcPr>
+            <w:tcW w:w="0" w:type="auto"/>
+            <w:tcBorders>
+              <w:bottom w:val="single" w:sz="6" w:space="0" w:color="37383B"/>
+            </w:tcBorders>
+            <w:hideMark/>
+          </w:tcPr>
+          <w:p>
+            <w:pPr>
+              <w:rPr>
+                <w:lang w:val="en-US"/>
+              </w:rPr>
+            </w:pPr>
+            <w:r>
+              <w:rPr>
+                <w:lang w:val="en-US"/>
+              </w:rPr>
+              <w:t>Vital for quantifying how many people were physically within the identified flood extent.</w:t>
+            </w:r>
+          </w:p>
+        </w:tc>
+      </w:tr>
+      <w:tr>
+        <w:tc>
+          <w:tcPr>
+            <w:tcW w:w="0" w:type="auto"/>
+            <w:tcBorders>
+              <w:bottom w:val="single" w:sz="6" w:space="0" w:color="37383B"/>
+            </w:tcBorders>
+            <w:hideMark/>
+          </w:tcPr>
+          <w:p>
+            <w:pPr>
+              <w:rPr>
+                <w:lang w:val="en-US"/>
+              </w:rPr>
+            </w:pPr>
+            <w:r>
+              <w:rPr>
+                <w:b/>
+                <w:bCs/>
+                <w:lang w:val="en-US"/>
+              </w:rPr>
+              <w:t>Land Cover Data</w:t>
+            </w:r>
+          </w:p>
+        </w:tc>
+        <w:tc>
+          <w:tcPr>
+            <w:tcW w:w="0" w:type="auto"/>
+            <w:tcBorders>
+              <w:bottom w:val="single" w:sz="6" w:space="0" w:color="37383B"/>
+            </w:tcBorders>
+            <w:hideMark/>
+          </w:tcPr>
+          <w:p>
+            <w:pPr>
+              <w:rPr>
+                <w:lang w:val="en-US"/>
+              </w:rPr>
+            </w:pPr>
+            <w:r>
+              <w:rPr>
+                <w:b/>
+                <w:bCs/>
+                <w:lang w:val="en-US"/>
+              </w:rPr>
+              <w:t>MODIS Land Cover Type</w:t>
+            </w:r>
+          </w:p>
+        </w:tc>
+        <w:tc>
+          <w:tcPr>
+            <w:tcW w:w="0" w:type="auto"/>
+            <w:tcBorders>
+              <w:bottom w:val="single" w:sz="6" w:space="0" w:color="37383B"/>
+            </w:tcBorders>
+            <w:hideMark/>
+          </w:tcPr>
+          <w:p>
+            <w:pPr>
+              <w:rPr>
+                <w:lang w:val="en-US"/>
+              </w:rPr>
+            </w:pPr>
+            <w:r>
+              <w:rPr>
+                <w:lang w:val="en-US"/>
+              </w:rPr>
+              <w:t>I used this to identify which specific land types (specifically croplands) were inundated.</w:t>
+            </w:r>
+          </w:p>
+        </w:tc>
+      </w:tr>
+    </w:tbl>
+    <w:p>
+      <w:pPr>
+        <w:rPr>
+          <w:lang w:val="en-US"/>
+        </w:rPr>
+      </w:pPr>
+      <w:r>
+        <w:rPr>
+          <w:b/>
+          <w:bCs/>
+          <w:lang w:val="en-US"/>
+        </w:rPr>
+        <w:t>3. Technical Methodology and Key Decisions</w:t>
+      </w:r>
+    </w:p>
+    <w:p>
+      <w:pPr>
+        <w:rPr>
+          <w:lang w:val="en-US"/>
+        </w:rPr>
+      </w:pPr>
+      <w:r>
+        <w:rPr>
+          <w:lang w:val="en-US"/>
+        </w:rPr>
+        <w:t xml:space="preserve">My methodology followed a rigorous change-detection approach implemented in </w:t>
+      </w:r>
+      <w:r>
+        <w:rPr>
+          <w:b/>
+          <w:bCs/>
+          <w:lang w:val="en-US"/>
+        </w:rPr>
+        <w:t>Google Earth Engine (GEE)</w:t>
+      </w:r>
+      <w:r>
+        <w:rPr>
+          <w:lang w:val="en-US"/>
+        </w:rPr>
+        <w:t>:</w:t>
+      </w:r>
+    </w:p>
+    <w:p>
+      <w:pPr>
+        <w:numPr>
+          <w:ilvl w:val="0"/>
+          <w:numId w:val="20"/>
+        </w:numPr>
+        <w:rPr>
+          <w:lang w:val="en-US"/>
+        </w:rPr>
+      </w:pPr>
+      <w:r>
+        <w:rPr>
+          <w:b/>
+          <w:bCs/>
+          <w:lang w:val="en-US"/>
+        </w:rPr>
+        <w:t>Pre-processing and Speckle Filtering:</w:t>
+      </w:r>
+      <w:r>
+        <w:rPr>
+          <w:lang w:val="en-US"/>
+        </w:rPr>
+        <w:t xml:space="preserve"> SAR images are inherently "noisy" due to a phenomenon called speckle. I applied a </w:t>
+      </w:r>
+      <w:r>
+        <w:rPr>
+          <w:b/>
+          <w:bCs/>
+          <w:lang w:val="en-US"/>
+        </w:rPr>
+        <w:t>speckle filter</w:t>
+      </w:r>
+      <w:r>
+        <w:rPr>
+          <w:lang w:val="en-US"/>
+        </w:rPr>
+        <w:t xml:space="preserve"> to smooth the images and improve the interpretability of the backscatter values.</w:t>
+      </w:r>
+    </w:p>
+    <w:p>
+      <w:pPr>
+        <w:numPr>
+          <w:ilvl w:val="0"/>
+          <w:numId w:val="20"/>
+        </w:numPr>
+        <w:rPr>
+          <w:lang w:val="en-US"/>
+        </w:rPr>
+      </w:pPr>
+      <w:r>
+        <w:rPr>
+          <w:b/>
+          <w:bCs/>
+          <w:lang w:val="en-US"/>
+        </w:rPr>
+        <w:t>The Change Detection Decision:</w:t>
+      </w:r>
+      <w:r>
+        <w:rPr>
+          <w:lang w:val="en-US"/>
+        </w:rPr>
+        <w:t xml:space="preserve"> Instead of simple subtraction, I performed change detection by </w:t>
+      </w:r>
+      <w:r>
+        <w:rPr>
+          <w:b/>
+          <w:bCs/>
+          <w:lang w:val="en-US"/>
+        </w:rPr>
+        <w:t>dividing the brightness values</w:t>
+      </w:r>
+      <w:r>
+        <w:rPr>
+          <w:lang w:val="en-US"/>
+        </w:rPr>
+        <w:t xml:space="preserve"> of the two images. This created a raster layer where the pixel values represented the degree of change between the two dates.</w:t>
+      </w:r>
+    </w:p>
+    <w:p>
+      <w:pPr>
+        <w:numPr>
+          <w:ilvl w:val="0"/>
+          <w:numId w:val="20"/>
+        </w:numPr>
+        <w:rPr>
+          <w:lang w:val="en-US"/>
+        </w:rPr>
+      </w:pPr>
+      <w:r>
+        <w:rPr>
+          <w:b/>
+          <w:bCs/>
+          <w:lang w:val="en-US"/>
+        </w:rPr>
+        <w:t>Thresholding (Trial and Error):</w:t>
+      </w:r>
+      <w:r>
+        <w:rPr>
+          <w:lang w:val="en-US"/>
+        </w:rPr>
+        <w:t xml:space="preserve"> To convert this change layer into a binary "flooded vs. non-flooded" map, I had to choose a threshold. Through a process of </w:t>
+      </w:r>
+      <w:r>
+        <w:rPr>
+          <w:b/>
+          <w:bCs/>
+          <w:lang w:val="en-US"/>
+        </w:rPr>
+        <w:t>trial and error</w:t>
+      </w:r>
+      <w:r>
+        <w:rPr>
+          <w:lang w:val="en-US"/>
+        </w:rPr>
+        <w:t xml:space="preserve">, I determined that a </w:t>
+      </w:r>
+      <w:r>
+        <w:rPr>
+          <w:b/>
+          <w:bCs/>
+          <w:lang w:val="en-US"/>
+        </w:rPr>
+        <w:t>threshold value of 1.25</w:t>
+      </w:r>
+      <w:r>
+        <w:rPr>
+          <w:lang w:val="en-US"/>
+        </w:rPr>
+        <w:t xml:space="preserve"> was the most accurate for identifying flooded pixels while minimizing false positives.</w:t>
+      </w:r>
+    </w:p>
+    <w:p>
+      <w:pPr>
+        <w:numPr>
+          <w:ilvl w:val="0"/>
+          <w:numId w:val="20"/>
+        </w:numPr>
+        <w:rPr>
+          <w:lang w:val="en-US"/>
+        </w:rPr>
+      </w:pPr>
+      <w:r>
+        <w:rPr>
+          <w:b/>
+          <w:bCs/>
+          <w:lang w:val="en-US"/>
+        </w:rPr>
+        <w:t>Refinement:</w:t>
+      </w:r>
+      <w:r>
+        <w:rPr>
+          <w:lang w:val="en-US"/>
+        </w:rPr>
+        <w:t xml:space="preserve"> I further refined the map by masking out permanent water bodies to ensure the final statistics represented only the temporary flood extent.</w:t>
+      </w:r>
+    </w:p>
+    <w:p>
+      <w:pPr>
+        <w:rPr>
+          <w:lang w:val="en-US"/>
+        </w:rPr>
+      </w:pPr>
+      <w:r>
+        <w:rPr>
+          <w:b/>
+          <w:bCs/>
+          <w:lang w:val="en-US"/>
+        </w:rPr>
+        <w:t>4. Quantitative Results and Findings</w:t>
+      </w:r>
+    </w:p>
+    <w:p>
+      <w:pPr>
+        <w:rPr>
+          <w:lang w:val="en-US"/>
+        </w:rPr>
+      </w:pPr>
+      <w:r>
+        <w:rPr>
+          <w:lang w:val="en-US"/>
+        </w:rPr>
+        <w:t>By intersecting the final flood extent with my population and land cover datasets, I reached the following conclusions for my study area:</w:t>
+      </w:r>
+    </w:p>
+    <w:p>
+      <w:pPr>
+        <w:numPr>
+          <w:ilvl w:val="0"/>
+          <w:numId w:val="21"/>
+        </w:numPr>
+        <w:rPr>
+          <w:lang w:val="en-US"/>
+        </w:rPr>
+      </w:pPr>
+      <w:r>
+        <w:rPr>
+          <w:b/>
+          <w:bCs/>
+          <w:lang w:val="en-US"/>
+        </w:rPr>
+        <w:t>Total Flooded Area:</w:t>
+      </w:r>
+      <w:r>
+        <w:rPr>
+          <w:lang w:val="en-US"/>
+        </w:rPr>
+        <w:t xml:space="preserve"> Approximately </w:t>
+      </w:r>
+      <w:r>
+        <w:rPr>
+          <w:b/>
+          <w:bCs/>
+          <w:lang w:val="en-US"/>
+        </w:rPr>
+        <w:t>45,388 hectares</w:t>
+      </w:r>
+      <w:r>
+        <w:rPr>
+          <w:lang w:val="en-US"/>
+        </w:rPr>
+        <w:t xml:space="preserve"> of land were inundated during the peak of the 2018 event.</w:t>
+      </w:r>
+    </w:p>
+    <w:p>
+      <w:pPr>
+        <w:numPr>
+          <w:ilvl w:val="0"/>
+          <w:numId w:val="21"/>
+        </w:numPr>
+        <w:rPr>
+          <w:lang w:val="en-US"/>
+        </w:rPr>
+      </w:pPr>
+      <w:r>
+        <w:rPr>
+          <w:b/>
+          <w:bCs/>
+          <w:lang w:val="en-US"/>
+        </w:rPr>
+        <w:t>Human Impact:</w:t>
+      </w:r>
+      <w:r>
+        <w:rPr>
+          <w:lang w:val="en-US"/>
+        </w:rPr>
+        <w:t xml:space="preserve"> I calculated that </w:t>
+      </w:r>
+      <w:r>
+        <w:rPr>
+          <w:b/>
+          <w:bCs/>
+          <w:lang w:val="en-US"/>
+        </w:rPr>
+        <w:t>113,931 people</w:t>
+      </w:r>
+      <w:r>
+        <w:rPr>
+          <w:lang w:val="en-US"/>
+        </w:rPr>
+        <w:t xml:space="preserve"> were directly exposed to the floodwaters.</w:t>
+      </w:r>
+    </w:p>
+    <w:p>
+      <w:pPr>
+        <w:numPr>
+          <w:ilvl w:val="0"/>
+          <w:numId w:val="21"/>
+        </w:numPr>
+        <w:rPr>
+          <w:lang w:val="en-US"/>
+        </w:rPr>
+      </w:pPr>
+      <w:r>
+        <w:rPr>
+          <w:b/>
+          <w:bCs/>
+          <w:lang w:val="en-US"/>
+        </w:rPr>
+        <w:t>Agricultural Loss:</w:t>
+      </w:r>
+      <w:r>
+        <w:rPr>
+          <w:lang w:val="en-US"/>
+        </w:rPr>
+        <w:t xml:space="preserve"> The flood destroyed </w:t>
+      </w:r>
+      <w:r>
+        <w:rPr>
+          <w:b/>
+          <w:bCs/>
+          <w:lang w:val="en-US"/>
+        </w:rPr>
+        <w:t>8,067 hectares of cropland</w:t>
+      </w:r>
+      <w:r>
+        <w:rPr>
+          <w:lang w:val="en-US"/>
+        </w:rPr>
+        <w:t>, representing a significant blow to the local economy.</w:t>
+      </w:r>
+    </w:p>
+    <w:p>
+      <w:pPr>
+        <w:rPr>
+          <w:lang w:val="en-US"/>
+        </w:rPr>
+      </w:pPr>
+      <w:r>
+        <w:rPr>
+          <w:b/>
+          <w:bCs/>
+          <w:lang w:val="en-US"/>
+        </w:rPr>
+        <w:t>5. Conclusions and Limitations</w:t>
+      </w:r>
+    </w:p>
+    <w:p>
+      <w:pPr>
+        <w:rPr>
+          <w:lang w:val="en-US"/>
+        </w:rPr>
+      </w:pPr>
+      <w:r>
+        <w:rPr>
+          <w:lang w:val="en-US"/>
+        </w:rPr>
+        <w:t xml:space="preserve">I concluded that SAR is an indispensable tool for disaster management, especially in tropical regions where cloud cover is a persistent barrier. However, I also noted a critical limitation: my results are </w:t>
+      </w:r>
+      <w:r>
+        <w:rPr>
+          <w:lang w:val="en-US"/>
+        </w:rPr>
+        <w:lastRenderedPageBreak/>
+        <w:t xml:space="preserve">approximate because only </w:t>
+      </w:r>
+      <w:r>
+        <w:rPr>
+          <w:b/>
+          <w:bCs/>
+          <w:lang w:val="en-US"/>
+        </w:rPr>
+        <w:t>one Sentinel-1 image</w:t>
+      </w:r>
+      <w:r>
+        <w:rPr>
+          <w:lang w:val="en-US"/>
+        </w:rPr>
+        <w:t xml:space="preserve"> was available for the study area during the actual time of the flood. This highlights the ongoing need for higher revisit frequencies in satellite constellations to capture the absolute peak of rapid-onset disasters. Nevertheless, this project provided a data-driven baseline for future resilience planning in Kerala.</w:t>
+      </w:r>
+    </w:p>
+    <w:p>
+      <w:pPr>
+        <w:rPr>
+          <w:lang w:val="en-US"/>
+        </w:rPr>
+      </w:pPr>
+    </w:p>
+    <w:p>
+      <w:pPr>
+        <w:rPr>
           <w:lang w:val="en-US"/>
         </w:rPr>
       </w:pPr>
@@ -9520,6 +10502,155 @@
     </w:lvl>
   </w:abstractNum>
   <w:abstractNum w:abstractNumId="8" w15:restartNumberingAfterBreak="0">
+    <w:nsid w:val="291261BD"/>
+    <w:multiLevelType w:val="multilevel"/>
+    <w:tmpl w:val="A19AF7CE"/>
+    <w:lvl w:ilvl="0">
+      <w:start w:val="1"/>
+      <w:numFmt w:val="bullet"/>
+      <w:lvlText w:val=""/>
+      <w:lvlJc w:val="left"/>
+      <w:pPr>
+        <w:tabs>
+          <w:tab w:val="num" w:pos="720"/>
+        </w:tabs>
+        <w:ind w:left="720" w:hanging="360"/>
+      </w:pPr>
+      <w:rPr>
+        <w:rFonts w:ascii="Symbol" w:hAnsi="Symbol" w:hint="default"/>
+        <w:sz w:val="20"/>
+      </w:rPr>
+    </w:lvl>
+    <w:lvl w:ilvl="1" w:tentative="1">
+      <w:start w:val="1"/>
+      <w:numFmt w:val="bullet"/>
+      <w:lvlText w:val="o"/>
+      <w:lvlJc w:val="left"/>
+      <w:pPr>
+        <w:tabs>
+          <w:tab w:val="num" w:pos="1440"/>
+        </w:tabs>
+        <w:ind w:left="1440" w:hanging="360"/>
+      </w:pPr>
+      <w:rPr>
+        <w:rFonts w:ascii="Courier New" w:hAnsi="Courier New" w:hint="default"/>
+        <w:sz w:val="20"/>
+      </w:rPr>
+    </w:lvl>
+    <w:lvl w:ilvl="2" w:tentative="1">
+      <w:start w:val="1"/>
+      <w:numFmt w:val="bullet"/>
+      <w:lvlText w:val=""/>
+      <w:lvlJc w:val="left"/>
+      <w:pPr>
+        <w:tabs>
+          <w:tab w:val="num" w:pos="2160"/>
+        </w:tabs>
+        <w:ind w:left="2160" w:hanging="360"/>
+      </w:pPr>
+      <w:rPr>
+        <w:rFonts w:ascii="Wingdings" w:hAnsi="Wingdings" w:hint="default"/>
+        <w:sz w:val="20"/>
+      </w:rPr>
+    </w:lvl>
+    <w:lvl w:ilvl="3" w:tentative="1">
+      <w:start w:val="1"/>
+      <w:numFmt w:val="bullet"/>
+      <w:lvlText w:val=""/>
+      <w:lvlJc w:val="left"/>
+      <w:pPr>
+        <w:tabs>
+          <w:tab w:val="num" w:pos="2880"/>
+        </w:tabs>
+        <w:ind w:left="2880" w:hanging="360"/>
+      </w:pPr>
+      <w:rPr>
+        <w:rFonts w:ascii="Wingdings" w:hAnsi="Wingdings" w:hint="default"/>
+        <w:sz w:val="20"/>
+      </w:rPr>
+    </w:lvl>
+    <w:lvl w:ilvl="4" w:tentative="1">
+      <w:start w:val="1"/>
+      <w:numFmt w:val="bullet"/>
+      <w:lvlText w:val=""/>
+      <w:lvlJc w:val="left"/>
+      <w:pPr>
+        <w:tabs>
+          <w:tab w:val="num" w:pos="3600"/>
+        </w:tabs>
+        <w:ind w:left="3600" w:hanging="360"/>
+      </w:pPr>
+      <w:rPr>
+        <w:rFonts w:ascii="Wingdings" w:hAnsi="Wingdings" w:hint="default"/>
+        <w:sz w:val="20"/>
+      </w:rPr>
+    </w:lvl>
+    <w:lvl w:ilvl="5" w:tentative="1">
+      <w:start w:val="1"/>
+      <w:numFmt w:val="bullet"/>
+      <w:lvlText w:val=""/>
+      <w:lvlJc w:val="left"/>
+      <w:pPr>
+        <w:tabs>
+          <w:tab w:val="num" w:pos="4320"/>
+        </w:tabs>
+        <w:ind w:left="4320" w:hanging="360"/>
+      </w:pPr>
+      <w:rPr>
+        <w:rFonts w:ascii="Wingdings" w:hAnsi="Wingdings" w:hint="default"/>
+        <w:sz w:val="20"/>
+      </w:rPr>
+    </w:lvl>
+    <w:lvl w:ilvl="6" w:tentative="1">
+      <w:start w:val="1"/>
+      <w:numFmt w:val="bullet"/>
+      <w:lvlText w:val=""/>
+      <w:lvlJc w:val="left"/>
+      <w:pPr>
+        <w:tabs>
+          <w:tab w:val="num" w:pos="5040"/>
+        </w:tabs>
+        <w:ind w:left="5040" w:hanging="360"/>
+      </w:pPr>
+      <w:rPr>
+        <w:rFonts w:ascii="Wingdings" w:hAnsi="Wingdings" w:hint="default"/>
+        <w:sz w:val="20"/>
+      </w:rPr>
+    </w:lvl>
+    <w:lvl w:ilvl="7" w:tentative="1">
+      <w:start w:val="1"/>
+      <w:numFmt w:val="bullet"/>
+      <w:lvlText w:val=""/>
+      <w:lvlJc w:val="left"/>
+      <w:pPr>
+        <w:tabs>
+          <w:tab w:val="num" w:pos="5760"/>
+        </w:tabs>
+        <w:ind w:left="5760" w:hanging="360"/>
+      </w:pPr>
+      <w:rPr>
+        <w:rFonts w:ascii="Wingdings" w:hAnsi="Wingdings" w:hint="default"/>
+        <w:sz w:val="20"/>
+      </w:rPr>
+    </w:lvl>
+    <w:lvl w:ilvl="8" w:tentative="1">
+      <w:start w:val="1"/>
+      <w:numFmt w:val="bullet"/>
+      <w:lvlText w:val=""/>
+      <w:lvlJc w:val="left"/>
+      <w:pPr>
+        <w:tabs>
+          <w:tab w:val="num" w:pos="6480"/>
+        </w:tabs>
+        <w:ind w:left="6480" w:hanging="360"/>
+      </w:pPr>
+      <w:rPr>
+        <w:rFonts w:ascii="Wingdings" w:hAnsi="Wingdings" w:hint="default"/>
+        <w:sz w:val="20"/>
+      </w:rPr>
+    </w:lvl>
+  </w:abstractNum>
+  <w:abstractNum w:abstractNumId="9" w15:restartNumberingAfterBreak="0">
     <w:nsid w:val="297E7F05"/>
     <w:multiLevelType w:val="multilevel"/>
     <w:tmpl w:val="514E8AF8"/>
@@ -9668,7 +10799,7 @@
       </w:rPr>
     </w:lvl>
   </w:abstractNum>
-  <w:abstractNum w:abstractNumId="9" w15:restartNumberingAfterBreak="0">
+  <w:abstractNum w:abstractNumId="10" w15:restartNumberingAfterBreak="0">
     <w:nsid w:val="2F6875B3"/>
     <w:multiLevelType w:val="multilevel"/>
     <w:tmpl w:val="34B2D8C8"/>
@@ -9817,7 +10948,7 @@
       </w:rPr>
     </w:lvl>
   </w:abstractNum>
-  <w:abstractNum w:abstractNumId="10" w15:restartNumberingAfterBreak="0">
+  <w:abstractNum w:abstractNumId="11" w15:restartNumberingAfterBreak="0">
     <w:nsid w:val="3A993FFF"/>
     <w:multiLevelType w:val="multilevel"/>
     <w:tmpl w:val="D902AAC8"/>
@@ -9966,7 +11097,7 @@
       </w:rPr>
     </w:lvl>
   </w:abstractNum>
-  <w:abstractNum w:abstractNumId="11" w15:restartNumberingAfterBreak="0">
+  <w:abstractNum w:abstractNumId="12" w15:restartNumberingAfterBreak="0">
     <w:nsid w:val="3CD2069B"/>
     <w:multiLevelType w:val="multilevel"/>
     <w:tmpl w:val="22DA6D2A"/>
@@ -10115,7 +11246,7 @@
       </w:rPr>
     </w:lvl>
   </w:abstractNum>
-  <w:abstractNum w:abstractNumId="12" w15:restartNumberingAfterBreak="0">
+  <w:abstractNum w:abstractNumId="13" w15:restartNumberingAfterBreak="0">
     <w:nsid w:val="47960987"/>
     <w:multiLevelType w:val="multilevel"/>
     <w:tmpl w:val="5F1E6BB8"/>
@@ -10264,7 +11395,156 @@
       </w:rPr>
     </w:lvl>
   </w:abstractNum>
-  <w:abstractNum w:abstractNumId="13" w15:restartNumberingAfterBreak="0">
+  <w:abstractNum w:abstractNumId="14" w15:restartNumberingAfterBreak="0">
+    <w:nsid w:val="4CF92298"/>
+    <w:multiLevelType w:val="multilevel"/>
+    <w:tmpl w:val="99CE21D6"/>
+    <w:lvl w:ilvl="0">
+      <w:start w:val="1"/>
+      <w:numFmt w:val="bullet"/>
+      <w:lvlText w:val=""/>
+      <w:lvlJc w:val="left"/>
+      <w:pPr>
+        <w:tabs>
+          <w:tab w:val="num" w:pos="720"/>
+        </w:tabs>
+        <w:ind w:left="720" w:hanging="360"/>
+      </w:pPr>
+      <w:rPr>
+        <w:rFonts w:ascii="Symbol" w:hAnsi="Symbol" w:hint="default"/>
+        <w:sz w:val="20"/>
+      </w:rPr>
+    </w:lvl>
+    <w:lvl w:ilvl="1" w:tentative="1">
+      <w:start w:val="1"/>
+      <w:numFmt w:val="bullet"/>
+      <w:lvlText w:val="o"/>
+      <w:lvlJc w:val="left"/>
+      <w:pPr>
+        <w:tabs>
+          <w:tab w:val="num" w:pos="1440"/>
+        </w:tabs>
+        <w:ind w:left="1440" w:hanging="360"/>
+      </w:pPr>
+      <w:rPr>
+        <w:rFonts w:ascii="Courier New" w:hAnsi="Courier New" w:hint="default"/>
+        <w:sz w:val="20"/>
+      </w:rPr>
+    </w:lvl>
+    <w:lvl w:ilvl="2" w:tentative="1">
+      <w:start w:val="1"/>
+      <w:numFmt w:val="bullet"/>
+      <w:lvlText w:val=""/>
+      <w:lvlJc w:val="left"/>
+      <w:pPr>
+        <w:tabs>
+          <w:tab w:val="num" w:pos="2160"/>
+        </w:tabs>
+        <w:ind w:left="2160" w:hanging="360"/>
+      </w:pPr>
+      <w:rPr>
+        <w:rFonts w:ascii="Wingdings" w:hAnsi="Wingdings" w:hint="default"/>
+        <w:sz w:val="20"/>
+      </w:rPr>
+    </w:lvl>
+    <w:lvl w:ilvl="3" w:tentative="1">
+      <w:start w:val="1"/>
+      <w:numFmt w:val="bullet"/>
+      <w:lvlText w:val=""/>
+      <w:lvlJc w:val="left"/>
+      <w:pPr>
+        <w:tabs>
+          <w:tab w:val="num" w:pos="2880"/>
+        </w:tabs>
+        <w:ind w:left="2880" w:hanging="360"/>
+      </w:pPr>
+      <w:rPr>
+        <w:rFonts w:ascii="Wingdings" w:hAnsi="Wingdings" w:hint="default"/>
+        <w:sz w:val="20"/>
+      </w:rPr>
+    </w:lvl>
+    <w:lvl w:ilvl="4" w:tentative="1">
+      <w:start w:val="1"/>
+      <w:numFmt w:val="bullet"/>
+      <w:lvlText w:val=""/>
+      <w:lvlJc w:val="left"/>
+      <w:pPr>
+        <w:tabs>
+          <w:tab w:val="num" w:pos="3600"/>
+        </w:tabs>
+        <w:ind w:left="3600" w:hanging="360"/>
+      </w:pPr>
+      <w:rPr>
+        <w:rFonts w:ascii="Wingdings" w:hAnsi="Wingdings" w:hint="default"/>
+        <w:sz w:val="20"/>
+      </w:rPr>
+    </w:lvl>
+    <w:lvl w:ilvl="5" w:tentative="1">
+      <w:start w:val="1"/>
+      <w:numFmt w:val="bullet"/>
+      <w:lvlText w:val=""/>
+      <w:lvlJc w:val="left"/>
+      <w:pPr>
+        <w:tabs>
+          <w:tab w:val="num" w:pos="4320"/>
+        </w:tabs>
+        <w:ind w:left="4320" w:hanging="360"/>
+      </w:pPr>
+      <w:rPr>
+        <w:rFonts w:ascii="Wingdings" w:hAnsi="Wingdings" w:hint="default"/>
+        <w:sz w:val="20"/>
+      </w:rPr>
+    </w:lvl>
+    <w:lvl w:ilvl="6" w:tentative="1">
+      <w:start w:val="1"/>
+      <w:numFmt w:val="bullet"/>
+      <w:lvlText w:val=""/>
+      <w:lvlJc w:val="left"/>
+      <w:pPr>
+        <w:tabs>
+          <w:tab w:val="num" w:pos="5040"/>
+        </w:tabs>
+        <w:ind w:left="5040" w:hanging="360"/>
+      </w:pPr>
+      <w:rPr>
+        <w:rFonts w:ascii="Wingdings" w:hAnsi="Wingdings" w:hint="default"/>
+        <w:sz w:val="20"/>
+      </w:rPr>
+    </w:lvl>
+    <w:lvl w:ilvl="7" w:tentative="1">
+      <w:start w:val="1"/>
+      <w:numFmt w:val="bullet"/>
+      <w:lvlText w:val=""/>
+      <w:lvlJc w:val="left"/>
+      <w:pPr>
+        <w:tabs>
+          <w:tab w:val="num" w:pos="5760"/>
+        </w:tabs>
+        <w:ind w:left="5760" w:hanging="360"/>
+      </w:pPr>
+      <w:rPr>
+        <w:rFonts w:ascii="Wingdings" w:hAnsi="Wingdings" w:hint="default"/>
+        <w:sz w:val="20"/>
+      </w:rPr>
+    </w:lvl>
+    <w:lvl w:ilvl="8" w:tentative="1">
+      <w:start w:val="1"/>
+      <w:numFmt w:val="bullet"/>
+      <w:lvlText w:val=""/>
+      <w:lvlJc w:val="left"/>
+      <w:pPr>
+        <w:tabs>
+          <w:tab w:val="num" w:pos="6480"/>
+        </w:tabs>
+        <w:ind w:left="6480" w:hanging="360"/>
+      </w:pPr>
+      <w:rPr>
+        <w:rFonts w:ascii="Wingdings" w:hAnsi="Wingdings" w:hint="default"/>
+        <w:sz w:val="20"/>
+      </w:rPr>
+    </w:lvl>
+  </w:abstractNum>
+  <w:abstractNum w:abstractNumId="15" w15:restartNumberingAfterBreak="0">
     <w:nsid w:val="53885722"/>
     <w:multiLevelType w:val="multilevel"/>
     <w:tmpl w:val="DC9CEB22"/>
@@ -10413,7 +11693,7 @@
       </w:rPr>
     </w:lvl>
   </w:abstractNum>
-  <w:abstractNum w:abstractNumId="14" w15:restartNumberingAfterBreak="0">
+  <w:abstractNum w:abstractNumId="16" w15:restartNumberingAfterBreak="0">
     <w:nsid w:val="5A665691"/>
     <w:multiLevelType w:val="multilevel"/>
     <w:tmpl w:val="9536A9B6"/>
@@ -10562,7 +11842,7 @@
       </w:rPr>
     </w:lvl>
   </w:abstractNum>
-  <w:abstractNum w:abstractNumId="15" w15:restartNumberingAfterBreak="0">
+  <w:abstractNum w:abstractNumId="17" w15:restartNumberingAfterBreak="0">
     <w:nsid w:val="6B864DBC"/>
     <w:multiLevelType w:val="multilevel"/>
     <w:tmpl w:val="E2C05F0C"/>
@@ -10711,7 +11991,7 @@
       </w:rPr>
     </w:lvl>
   </w:abstractNum>
-  <w:abstractNum w:abstractNumId="16" w15:restartNumberingAfterBreak="0">
+  <w:abstractNum w:abstractNumId="18" w15:restartNumberingAfterBreak="0">
     <w:nsid w:val="6E3D65ED"/>
     <w:multiLevelType w:val="multilevel"/>
     <w:tmpl w:val="06C2A074"/>
@@ -10860,7 +12140,7 @@
       </w:rPr>
     </w:lvl>
   </w:abstractNum>
-  <w:abstractNum w:abstractNumId="17" w15:restartNumberingAfterBreak="0">
+  <w:abstractNum w:abstractNumId="19" w15:restartNumberingAfterBreak="0">
     <w:nsid w:val="71A7691C"/>
     <w:multiLevelType w:val="multilevel"/>
     <w:tmpl w:val="39025718"/>
@@ -11009,7 +12289,7 @@
       </w:rPr>
     </w:lvl>
   </w:abstractNum>
-  <w:abstractNum w:abstractNumId="18" w15:restartNumberingAfterBreak="0">
+  <w:abstractNum w:abstractNumId="20" w15:restartNumberingAfterBreak="0">
     <w:nsid w:val="72980E50"/>
     <w:multiLevelType w:val="multilevel"/>
     <w:tmpl w:val="ADAE95A2"/>
@@ -11159,7 +12439,7 @@
     </w:lvl>
   </w:abstractNum>
   <w:num w:numId="1" w16cid:durableId="659963324">
-    <w:abstractNumId w:val="11"/>
+    <w:abstractNumId w:val="12"/>
   </w:num>
   <w:num w:numId="2" w16cid:durableId="1626154635">
     <w:abstractNumId w:val="4"/>
@@ -11168,22 +12448,22 @@
     <w:abstractNumId w:val="6"/>
   </w:num>
   <w:num w:numId="4" w16cid:durableId="676346742">
-    <w:abstractNumId w:val="10"/>
+    <w:abstractNumId w:val="11"/>
   </w:num>
   <w:num w:numId="5" w16cid:durableId="312410219">
-    <w:abstractNumId w:val="13"/>
+    <w:abstractNumId w:val="15"/>
   </w:num>
   <w:num w:numId="6" w16cid:durableId="593822702">
     <w:abstractNumId w:val="7"/>
   </w:num>
   <w:num w:numId="7" w16cid:durableId="1762413632">
-    <w:abstractNumId w:val="15"/>
+    <w:abstractNumId w:val="17"/>
   </w:num>
   <w:num w:numId="8" w16cid:durableId="926037026">
     <w:abstractNumId w:val="1"/>
   </w:num>
   <w:num w:numId="9" w16cid:durableId="2111661981">
-    <w:abstractNumId w:val="9"/>
+    <w:abstractNumId w:val="10"/>
   </w:num>
   <w:num w:numId="10" w16cid:durableId="414787142">
     <w:abstractNumId w:val="5"/>
@@ -11192,28 +12472,34 @@
     <w:abstractNumId w:val="0"/>
   </w:num>
   <w:num w:numId="12" w16cid:durableId="644358999">
-    <w:abstractNumId w:val="14"/>
+    <w:abstractNumId w:val="16"/>
   </w:num>
   <w:num w:numId="13" w16cid:durableId="1834297535">
+    <w:abstractNumId w:val="20"/>
+  </w:num>
+  <w:num w:numId="14" w16cid:durableId="197475516">
     <w:abstractNumId w:val="18"/>
   </w:num>
-  <w:num w:numId="14" w16cid:durableId="197475516">
-    <w:abstractNumId w:val="16"/>
-  </w:num>
   <w:num w:numId="15" w16cid:durableId="39981203">
-    <w:abstractNumId w:val="12"/>
+    <w:abstractNumId w:val="13"/>
   </w:num>
   <w:num w:numId="16" w16cid:durableId="427503788">
     <w:abstractNumId w:val="3"/>
   </w:num>
   <w:num w:numId="17" w16cid:durableId="1361399383">
-    <w:abstractNumId w:val="17"/>
+    <w:abstractNumId w:val="19"/>
   </w:num>
   <w:num w:numId="18" w16cid:durableId="1598714738">
-    <w:abstractNumId w:val="8"/>
+    <w:abstractNumId w:val="9"/>
   </w:num>
   <w:num w:numId="19" w16cid:durableId="1820534488">
     <w:abstractNumId w:val="2"/>
+  </w:num>
+  <w:num w:numId="20" w16cid:durableId="536814652">
+    <w:abstractNumId w:val="8"/>
+  </w:num>
+  <w:num w:numId="21" w16cid:durableId="1222643511">
+    <w:abstractNumId w:val="14"/>
   </w:num>
 </w:numbering>
 </file>
